--- a/Supporting_Figures/Supporting_Figures.docx
+++ b/Supporting_Figures/Supporting_Figures.docx
@@ -102,8 +102,6 @@
               <w:rPr>
                 <w:rFonts w:ascii="Times New Roman" w:eastAsia="Times New Roman" w:hAnsi="Times New Roman" w:cs="Times New Roman"/>
                 <w:noProof/>
-                <w:sz w:val="24"/>
-                <w:szCs w:val="24"/>
               </w:rPr>
               <w:drawing>
                 <wp:inline distT="0" distB="0" distL="0" distR="0" wp14:anchorId="6B5E35B9" wp14:editId="183FED26">
@@ -174,8 +172,6 @@
               <w:rPr>
                 <w:rFonts w:ascii="Times New Roman" w:eastAsia="Times New Roman" w:hAnsi="Times New Roman" w:cs="Times New Roman"/>
                 <w:noProof/>
-                <w:sz w:val="24"/>
-                <w:szCs w:val="24"/>
               </w:rPr>
               <w:drawing>
                 <wp:inline distT="0" distB="0" distL="0" distR="0" wp14:anchorId="677996DB" wp14:editId="3E9D3769">
@@ -694,10 +690,27 @@
       <w:r>
         <w:rPr>
           <w:rFonts w:ascii="Times New Roman" w:eastAsia="Times New Roman" w:hAnsi="Times New Roman" w:cs="Times New Roman"/>
+          <w:bCs/>
           <w:kern w:val="0"/>
           <w14:ligatures w14:val="none"/>
         </w:rPr>
-        <w:t>Contact</w:t>
+        <w:t xml:space="preserve">Right </w:t>
+      </w:r>
+      <w:r>
+        <w:rPr>
+          <w:rFonts w:ascii="Times New Roman" w:eastAsia="Times New Roman" w:hAnsi="Times New Roman" w:cs="Times New Roman"/>
+          <w:kern w:val="0"/>
+          <w14:ligatures w14:val="none"/>
+        </w:rPr>
+        <w:t>c</w:t>
+      </w:r>
+      <w:r>
+        <w:rPr>
+          <w:rFonts w:ascii="Times New Roman" w:eastAsia="Times New Roman" w:hAnsi="Times New Roman" w:cs="Times New Roman"/>
+          <w:kern w:val="0"/>
+          <w14:ligatures w14:val="none"/>
+        </w:rPr>
+        <w:t>ontact</w:t>
       </w:r>
       <w:r>
         <w:rPr>
@@ -1372,6 +1385,7 @@
   <w:style w:type="character" w:default="1" w:styleId="DefaultParagraphFont">
     <w:name w:val="Default Paragraph Font"/>
     <w:uiPriority w:val="1"/>
+    <w:semiHidden/>
     <w:unhideWhenUsed/>
   </w:style>
   <w:style w:type="table" w:default="1" w:styleId="TableNormal">
